--- a/AI工具箱_期末專題說明文件.docx
+++ b/AI工具箱_期末專題說明文件.docx
@@ -8,7 +8,6 @@
       <w:pPr>
         <w:jc w:val="center"/>
         <w:rPr>
-          <w:rFonts w:hint="eastAsia"/>
           <w:lang w:eastAsia="zh-TW"/>
         </w:rPr>
       </w:pPr>
@@ -74,27 +73,43 @@
     <w:p>
       <w:pPr>
         <w:jc w:val="center"/>
+        <w:rPr>
+          <w:lang w:eastAsia="zh-TW"/>
+        </w:rPr>
       </w:pPr>
       <w:r>
         <w:rPr>
           <w:color w:val="64748B"/>
           <w:sz w:val="28"/>
+          <w:lang w:eastAsia="zh-TW"/>
         </w:rPr>
         <w:t>專案名稱：AI工具箱</w:t>
       </w:r>
     </w:p>
     <w:p>
-      <w:r>
+      <w:pPr>
+        <w:rPr>
+          <w:lang w:eastAsia="zh-TW"/>
+        </w:rPr>
+      </w:pPr>
+      <w:r>
+        <w:rPr>
+          <w:lang w:eastAsia="zh-TW"/>
+        </w:rPr>
         <w:br w:type="page"/>
       </w:r>
     </w:p>
     <w:p>
       <w:pPr>
         <w:pStyle w:val="1"/>
+        <w:rPr>
+          <w:lang w:eastAsia="zh-TW"/>
+        </w:rPr>
       </w:pPr>
       <w:r>
         <w:rPr>
           <w:color w:val="1E293B"/>
+          <w:lang w:eastAsia="zh-TW"/>
         </w:rPr>
         <w:lastRenderedPageBreak/>
         <w:t>目錄</w:t>
@@ -1396,7 +1411,6 @@
     <w:p>
       <w:pPr>
         <w:rPr>
-          <w:rFonts w:hint="eastAsia"/>
           <w:lang w:eastAsia="zh-TW"/>
         </w:rPr>
       </w:pPr>
@@ -2211,21 +2225,39 @@
     <w:p>
       <w:pPr>
         <w:pStyle w:val="31"/>
+        <w:rPr>
+          <w:lang w:eastAsia="zh-TW"/>
+        </w:rPr>
       </w:pPr>
       <w:r>
         <w:rPr>
           <w:color w:val="1E293B"/>
+          <w:lang w:eastAsia="zh-TW"/>
         </w:rPr>
         <w:lastRenderedPageBreak/>
         <w:t>容器與內容區塊</w:t>
       </w:r>
     </w:p>
     <w:p>
-      <w:r>
+      <w:pPr>
+        <w:rPr>
+          <w:lang w:eastAsia="zh-TW"/>
+        </w:rPr>
+      </w:pPr>
+      <w:r>
+        <w:rPr>
+          <w:lang w:eastAsia="zh-TW"/>
+        </w:rPr>
         <w:t>container 作為最大容器控制寬度與置中；info 區塊呈現頁面標題；card 區塊呈現各功能卡片。</w:t>
       </w:r>
     </w:p>
-    <w:p/>
+    <w:p>
+      <w:pPr>
+        <w:rPr>
+          <w:lang w:eastAsia="zh-TW"/>
+        </w:rPr>
+      </w:pPr>
+    </w:p>
     <w:p>
       <w:pPr>
         <w:shd w:val="clear" w:color="auto" w:fill="F1F5F9"/>
@@ -4869,7 +4901,6 @@
     <w:p>
       <w:pPr>
         <w:rPr>
-          <w:rFonts w:hint="eastAsia"/>
           <w:lang w:eastAsia="zh-TW"/>
         </w:rPr>
       </w:pPr>
@@ -4959,6 +4990,7 @@
       <w:r>
         <w:rPr>
           <w:i/>
+          <w:noProof/>
           <w:color w:val="CBD5E1"/>
           <w:sz w:val="28"/>
           <w:lang w:eastAsia="zh-TW"/>
@@ -5074,6 +5106,7 @@
       </w:pPr>
       <w:r>
         <w:rPr>
+          <w:noProof/>
           <w:lang w:eastAsia="zh-TW"/>
         </w:rPr>
         <w:lastRenderedPageBreak/>
@@ -5188,6 +5221,7 @@
       <w:r>
         <w:rPr>
           <w:i/>
+          <w:noProof/>
           <w:color w:val="CBD5E1"/>
           <w:sz w:val="28"/>
           <w:lang w:eastAsia="zh-TW"/>
@@ -5304,6 +5338,7 @@
       <w:r>
         <w:rPr>
           <w:i/>
+          <w:noProof/>
           <w:color w:val="CBD5E1"/>
           <w:sz w:val="28"/>
           <w:lang w:eastAsia="zh-TW"/>
@@ -5419,6 +5454,7 @@
       <w:r>
         <w:rPr>
           <w:i/>
+          <w:noProof/>
           <w:color w:val="CBD5E1"/>
           <w:sz w:val="28"/>
           <w:lang w:eastAsia="zh-TW"/>
@@ -5515,6 +5551,7 @@
       <w:r>
         <w:rPr>
           <w:i/>
+          <w:noProof/>
           <w:color w:val="CBD5E1"/>
           <w:sz w:val="28"/>
         </w:rPr>
@@ -5620,6 +5657,7 @@
       <w:r>
         <w:rPr>
           <w:i/>
+          <w:noProof/>
           <w:color w:val="CBD5E1"/>
           <w:sz w:val="28"/>
           <w:lang w:eastAsia="zh-TW"/>
@@ -5736,6 +5774,7 @@
       <w:r>
         <w:rPr>
           <w:i/>
+          <w:noProof/>
           <w:color w:val="CBD5E1"/>
           <w:sz w:val="28"/>
           <w:lang w:eastAsia="zh-TW"/>
@@ -5838,6 +5877,7 @@
       <w:r>
         <w:rPr>
           <w:i/>
+          <w:noProof/>
           <w:color w:val="CBD5E1"/>
           <w:sz w:val="28"/>
           <w:lang w:eastAsia="zh-TW"/>
@@ -5925,6 +5965,7 @@
       <w:r>
         <w:rPr>
           <w:i/>
+          <w:noProof/>
           <w:color w:val="CBD5E1"/>
           <w:sz w:val="28"/>
           <w:lang w:eastAsia="zh-TW"/>
@@ -6000,6 +6041,28 @@
         </w:rPr>
         <w:t>以下為團隊建議分工表，請依實際情況調整：</w:t>
       </w:r>
+    </w:p>
+    <w:p>
+      <w:pPr>
+        <w:rPr>
+          <w:lang w:eastAsia="zh-TW"/>
+        </w:rPr>
+      </w:pPr>
+    </w:p>
+    <w:p>
+      <w:pPr>
+        <w:rPr>
+          <w:lang w:eastAsia="zh-TW"/>
+        </w:rPr>
+      </w:pPr>
+    </w:p>
+    <w:p>
+      <w:pPr>
+        <w:rPr>
+          <w:rFonts w:hint="eastAsia"/>
+          <w:lang w:eastAsia="zh-TW"/>
+        </w:rPr>
+      </w:pPr>
     </w:p>
     <w:tbl>
       <w:tblPr>
@@ -6179,15 +6242,7 @@
                 <w:color w:val="1E293B"/>
                 <w:sz w:val="22"/>
               </w:rPr>
-              <w:t>index.html、text-ai.html、code-</w:t>
-            </w:r>
-            <w:r>
-              <w:rPr>
-                <w:color w:val="1E293B"/>
-                <w:sz w:val="22"/>
-              </w:rPr>
-              <w:lastRenderedPageBreak/>
-              <w:t>ai.html</w:t>
+              <w:t>index.html、text-ai.html、code-ai.html</w:t>
             </w:r>
           </w:p>
         </w:tc>
@@ -6207,17 +6262,16 @@
                 <w:sz w:val="22"/>
                 <w:lang w:eastAsia="zh-TW"/>
               </w:rPr>
-              <w:lastRenderedPageBreak/>
-              <w:t>首頁架構、文字AI、程式AI 頁面內容與排</w:t>
+              <w:t>首頁架構、文字AI、程式AI 頁面內容與排版</w:t>
             </w:r>
             <w:r>
               <w:rPr>
+                <w:rFonts w:hint="eastAsia"/>
                 <w:color w:val="1E293B"/>
                 <w:sz w:val="22"/>
                 <w:lang w:eastAsia="zh-TW"/>
               </w:rPr>
-              <w:lastRenderedPageBreak/>
-              <w:t>版</w:t>
+              <w:t>、word撰寫</w:t>
             </w:r>
           </w:p>
         </w:tc>
@@ -6231,7 +6285,6 @@
                 <w:color w:val="1E293B"/>
                 <w:sz w:val="22"/>
               </w:rPr>
-              <w:lastRenderedPageBreak/>
               <w:t>JavaScript 互動功能</w:t>
             </w:r>
           </w:p>
@@ -6289,6 +6342,15 @@
                 <w:lang w:eastAsia="zh-TW"/>
               </w:rPr>
               <w:t>資料AI、圖像AI、影音AI 頁面內容</w:t>
+            </w:r>
+            <w:r>
+              <w:rPr>
+                <w:rFonts w:hint="eastAsia"/>
+                <w:color w:val="1E293B"/>
+                <w:sz w:val="22"/>
+                <w:lang w:eastAsia="zh-TW"/>
+              </w:rPr>
+              <w:t>、word撰寫</w:t>
             </w:r>
           </w:p>
         </w:tc>
@@ -6592,6 +6654,7 @@
         <w:pStyle w:val="a0"/>
       </w:pPr>
       <w:r>
+        <w:lastRenderedPageBreak/>
         <w:t>Microsoft Copilot：https://www.microsoft.com/copilot</w:t>
       </w:r>
     </w:p>
@@ -6611,7 +6674,6 @@
         <w:rPr>
           <w:color w:val="1E293B"/>
         </w:rPr>
-        <w:lastRenderedPageBreak/>
         <w:t>8.</w:t>
       </w:r>
       <w:r>
@@ -6669,15 +6731,171 @@
       <w:pPr>
         <w:pStyle w:val="a0"/>
         <w:rPr>
+          <w:lang w:eastAsia="zh-TW"/>
+        </w:rPr>
+      </w:pPr>
+      <w:r>
+        <w:rPr>
+          <w:lang w:eastAsia="zh-TW"/>
+        </w:rPr>
+        <w:t>資料AI 頁面圖片 — Vpon 圖片資源</w:t>
+      </w:r>
+    </w:p>
+    <w:p>
+      <w:pPr>
+        <w:pStyle w:val="a0"/>
+        <w:numPr>
+          <w:ilvl w:val="0"/>
+          <w:numId w:val="0"/>
+        </w:numPr>
+        <w:rPr>
           <w:rFonts w:hint="eastAsia"/>
           <w:lang w:eastAsia="zh-TW"/>
         </w:rPr>
       </w:pPr>
-      <w:r>
-        <w:rPr>
-          <w:lang w:eastAsia="zh-TW"/>
-        </w:rPr>
-        <w:t>資料AI 頁面圖片 — Vpon 圖片資源</w:t>
+    </w:p>
+    <w:p>
+      <w:pPr>
+        <w:pStyle w:val="a0"/>
+        <w:numPr>
+          <w:ilvl w:val="0"/>
+          <w:numId w:val="0"/>
+        </w:numPr>
+        <w:rPr>
+          <w:b/>
+          <w:bCs/>
+          <w:sz w:val="28"/>
+          <w:szCs w:val="28"/>
+          <w:lang w:eastAsia="zh-TW"/>
+        </w:rPr>
+      </w:pPr>
+      <w:r>
+        <w:rPr>
+          <w:rFonts w:hint="eastAsia"/>
+          <w:b/>
+          <w:bCs/>
+          <w:sz w:val="28"/>
+          <w:szCs w:val="28"/>
+          <w:lang w:eastAsia="zh-TW"/>
+        </w:rPr>
+        <w:t>問AI內容截圖</w:t>
+      </w:r>
+    </w:p>
+    <w:p>
+      <w:pPr>
+        <w:pStyle w:val="a0"/>
+        <w:numPr>
+          <w:ilvl w:val="0"/>
+          <w:numId w:val="0"/>
+        </w:numPr>
+        <w:rPr>
+          <w:b/>
+          <w:bCs/>
+          <w:lang w:eastAsia="zh-TW"/>
+        </w:rPr>
+      </w:pPr>
+      <w:r>
+        <w:rPr>
+          <w:rFonts w:hint="eastAsia"/>
+          <w:b/>
+          <w:bCs/>
+          <w:noProof/>
+          <w:lang w:eastAsia="zh-TW"/>
+        </w:rPr>
+        <w:lastRenderedPageBreak/>
+        <w:drawing>
+          <wp:inline distT="0" distB="0" distL="0" distR="0" wp14:anchorId="5D78EF92" wp14:editId="2A640C2F">
+            <wp:extent cx="5943600" cy="5684520"/>
+            <wp:effectExtent l="0" t="0" r="0" b="0"/>
+            <wp:docPr id="839203615" name="圖片 1"/>
+            <wp:cNvGraphicFramePr>
+              <a:graphicFrameLocks xmlns:a="http://schemas.openxmlformats.org/drawingml/2006/main" noChangeAspect="1"/>
+            </wp:cNvGraphicFramePr>
+            <a:graphic xmlns:a="http://schemas.openxmlformats.org/drawingml/2006/main">
+              <a:graphicData uri="http://schemas.openxmlformats.org/drawingml/2006/picture">
+                <pic:pic xmlns:pic="http://schemas.openxmlformats.org/drawingml/2006/picture">
+                  <pic:nvPicPr>
+                    <pic:cNvPr id="839203615" name="圖片 839203615"/>
+                    <pic:cNvPicPr/>
+                  </pic:nvPicPr>
+                  <pic:blipFill>
+                    <a:blip r:embed="rId16"/>
+                    <a:stretch>
+                      <a:fillRect/>
+                    </a:stretch>
+                  </pic:blipFill>
+                  <pic:spPr>
+                    <a:xfrm>
+                      <a:off x="0" y="0"/>
+                      <a:ext cx="5943600" cy="5684520"/>
+                    </a:xfrm>
+                    <a:prstGeom prst="rect">
+                      <a:avLst/>
+                    </a:prstGeom>
+                  </pic:spPr>
+                </pic:pic>
+              </a:graphicData>
+            </a:graphic>
+          </wp:inline>
+        </w:drawing>
+      </w:r>
+    </w:p>
+    <w:p>
+      <w:pPr>
+        <w:pStyle w:val="a0"/>
+        <w:numPr>
+          <w:ilvl w:val="0"/>
+          <w:numId w:val="0"/>
+        </w:numPr>
+        <w:rPr>
+          <w:rFonts w:hint="eastAsia"/>
+          <w:b/>
+          <w:bCs/>
+          <w:lang w:eastAsia="zh-TW"/>
+        </w:rPr>
+      </w:pPr>
+      <w:r>
+        <w:rPr>
+          <w:b/>
+          <w:bCs/>
+          <w:lang w:eastAsia="zh-TW"/>
+        </w:rPr>
+        <w:lastRenderedPageBreak/>
+        <w:drawing>
+          <wp:inline distT="0" distB="0" distL="0" distR="0" wp14:anchorId="04D2F1F1" wp14:editId="297923D6">
+            <wp:extent cx="5943600" cy="4091940"/>
+            <wp:effectExtent l="0" t="0" r="0" b="3810"/>
+            <wp:docPr id="935342376" name="圖片 1"/>
+            <wp:cNvGraphicFramePr>
+              <a:graphicFrameLocks xmlns:a="http://schemas.openxmlformats.org/drawingml/2006/main" noChangeAspect="1"/>
+            </wp:cNvGraphicFramePr>
+            <a:graphic xmlns:a="http://schemas.openxmlformats.org/drawingml/2006/main">
+              <a:graphicData uri="http://schemas.openxmlformats.org/drawingml/2006/picture">
+                <pic:pic xmlns:pic="http://schemas.openxmlformats.org/drawingml/2006/picture">
+                  <pic:nvPicPr>
+                    <pic:cNvPr id="935342376" name=""/>
+                    <pic:cNvPicPr/>
+                  </pic:nvPicPr>
+                  <pic:blipFill>
+                    <a:blip r:embed="rId17"/>
+                    <a:stretch>
+                      <a:fillRect/>
+                    </a:stretch>
+                  </pic:blipFill>
+                  <pic:spPr>
+                    <a:xfrm>
+                      <a:off x="0" y="0"/>
+                      <a:ext cx="5943600" cy="4091940"/>
+                    </a:xfrm>
+                    <a:prstGeom prst="rect">
+                      <a:avLst/>
+                    </a:prstGeom>
+                  </pic:spPr>
+                </pic:pic>
+              </a:graphicData>
+            </a:graphic>
+          </wp:inline>
+        </w:drawing>
       </w:r>
     </w:p>
     <w:sectPr>
